--- a/SASP/ud5/glosarioud5.docx
+++ b/SASP/ud5/glosarioud5.docx
@@ -641,6 +641,19 @@
         <w:t>Stakeholders</w:t>
       </w:r>
       <w:proofErr w:type="spellEnd"/>
+      <w:r>
+        <w:rPr>
+          <w:rFonts w:asciiTheme="majorHAnsi" w:eastAsia="Times New Roman" w:hAnsiTheme="majorHAnsi" w:cstheme="majorHAnsi"/>
+          <w:b/>
+          <w:bCs/>
+          <w:kern w:val="0"/>
+          <w:sz w:val="24"/>
+          <w:szCs w:val="24"/>
+          <w:lang w:eastAsia="es-ES"/>
+          <w14:ligatures w14:val="none"/>
+        </w:rPr>
+        <w:t xml:space="preserve"> </w:t>
+      </w:r>
       <w:r>
         <w:rPr>
           <w:rFonts w:asciiTheme="majorHAnsi" w:eastAsia="Times New Roman" w:hAnsiTheme="majorHAnsi" w:cstheme="majorHAnsi"/>
